--- a/results/无故障_输出报告/无故障_智能诊断报告.docx
+++ b/results/无故障_输出报告/无故障_智能诊断报告.docx
@@ -35,7 +35,7 @@
           <w:rFonts w:ascii="Times New Roman" w:hAnsi="Times New Roman" w:eastAsia="宋体"/>
           <w:b/>
         </w:rPr>
-        <w:t xml:space="preserve">系统最终健康分: 87.5 分 | 整体状态评估: </w:t>
+        <w:t xml:space="preserve">系统最终健康分: 98.69 分 | 整体状态评估: </w:t>
       </w:r>
       <w:r>
         <w:rPr>
@@ -43,7 +43,7 @@
           <w:b/>
           <w:color w:val="009600"/>
         </w:rPr>
-        <w:t>H2: 100.0%</w:t>
+        <w:t>H1: 100.0%</w:t>
       </w:r>
     </w:p>
     <w:tbl>
@@ -319,7 +319,7 @@
           </w:tcPr>
           <w:p>
             <w:r>
-              <w:t>94.81 分</w:t>
+              <w:t>94.75 分</w:t>
               <w:br/>
               <w:t>[H1: 100.0%]</w:t>
             </w:r>
@@ -341,7 +341,7 @@
           </w:tcPr>
           <w:p>
             <w:r>
-              <w:t>94.81 分</w:t>
+              <w:t>94.75 分</w:t>
               <w:br/>
               <w:t>[H1: 100.0%]</w:t>
             </w:r>
@@ -433,9 +433,9 @@
           </w:tcPr>
           <w:p>
             <w:r>
-              <w:t>87.5 分</w:t>
+              <w:t>100.0 分</w:t>
               <w:br/>
-              <w:t>[H2: 100.0%]</w:t>
+              <w:t>[H1: 100.0%]</w:t>
             </w:r>
           </w:p>
         </w:tc>
@@ -608,7 +608,7 @@
     </w:p>
     <w:p>
       <w:r>
-        <w:t>本次报告聚焦于风险评估最严重的预警项。触发警报源于位置【机房/底坑】的【环境与电气】。</w:t>
+        <w:t>本次报告聚焦于风险评估最严重的预警项。触发警报源于位置【中科院主楼】的【导轨】。</w:t>
       </w:r>
     </w:p>
     <w:tbl>
@@ -638,7 +638,7 @@
           </w:tcPr>
           <w:p>
             <w:r>
-              <w:t>ENV_001 (环境探头)</w:t>
+              <w:t>81028</w:t>
             </w:r>
           </w:p>
         </w:tc>
@@ -660,7 +660,7 @@
           </w:tcPr>
           <w:p>
             <w:r>
-              <w:t>N/A</w:t>
+              <w:t>10000.0</w:t>
             </w:r>
           </w:p>
         </w:tc>
@@ -682,7 +682,7 @@
           </w:tcPr>
           <w:p>
             <w:r>
-              <w:t>0</w:t>
+              <w:t>1</w:t>
             </w:r>
           </w:p>
         </w:tc>
@@ -709,12 +709,12 @@
           <w:color w:val="FF0000"/>
           <w:sz w:val="28"/>
         </w:rPr>
-        <w:t>判定结果：【环境与电气 - temperature】健康度存在风险</w:t>
+        <w:t>判定结果：【导轨 - wear_percent】健康度存在风险</w:t>
       </w:r>
     </w:p>
     <w:p>
       <w:r>
-        <w:t>经系统计算，该指标当前得分为 87.5 分，健康状态概率分布为：[H2: 100.0%]，为本次巡检中退化最严重的环节。</w:t>
+        <w:t>经系统计算，该指标当前得分为 94.75 分，健康状态概率分布为：[H1: 100.0%]，为本次巡检中退化最严重的环节。</w:t>
       </w:r>
     </w:p>
     <w:p>
@@ -732,11 +732,134 @@
     </w:p>
     <w:p>
       <w:r>
-        <w:rPr>
-          <w:rFonts w:ascii="Times New Roman" w:hAnsi="Times New Roman" w:eastAsia="宋体"/>
-          <w:color w:val="808080"/>
-        </w:rPr>
-        <w:t>当前报警项为环境状态，无需波形图验证。</w:t>
+        <w:drawing>
+          <wp:inline xmlns:a="http://schemas.openxmlformats.org/drawingml/2006/main" xmlns:pic="http://schemas.openxmlformats.org/drawingml/2006/picture">
+            <wp:extent cx="5486400" cy="1536192"/>
+            <wp:docPr id="1" name="Picture 1"/>
+            <wp:cNvGraphicFramePr>
+              <a:graphicFrameLocks noChangeAspect="1"/>
+            </wp:cNvGraphicFramePr>
+            <a:graphic>
+              <a:graphicData uri="http://schemas.openxmlformats.org/drawingml/2006/picture">
+                <pic:pic>
+                  <pic:nvPicPr>
+                    <pic:cNvPr id="0" name="time_domain.png"/>
+                    <pic:cNvPicPr/>
+                  </pic:nvPicPr>
+                  <pic:blipFill>
+                    <a:blip r:embed="rId9"/>
+                    <a:stretch>
+                      <a:fillRect/>
+                    </a:stretch>
+                  </pic:blipFill>
+                  <pic:spPr>
+                    <a:xfrm>
+                      <a:off x="0" y="0"/>
+                      <a:ext cx="5486400" cy="1536192"/>
+                    </a:xfrm>
+                    <a:prstGeom prst="rect"/>
+                  </pic:spPr>
+                </pic:pic>
+              </a:graphicData>
+            </a:graphic>
+          </wp:inline>
+        </w:drawing>
+      </w:r>
+    </w:p>
+    <w:p>
+      <w:pPr>
+        <w:jc w:val="center"/>
+      </w:pPr>
+      <w:r>
+        <w:t>图1：原始信号时域波形</w:t>
+      </w:r>
+    </w:p>
+    <w:p>
+      <w:r>
+        <w:drawing>
+          <wp:inline xmlns:a="http://schemas.openxmlformats.org/drawingml/2006/main" xmlns:pic="http://schemas.openxmlformats.org/drawingml/2006/picture">
+            <wp:extent cx="5486400" cy="1536192"/>
+            <wp:docPr id="2" name="Picture 2"/>
+            <wp:cNvGraphicFramePr>
+              <a:graphicFrameLocks noChangeAspect="1"/>
+            </wp:cNvGraphicFramePr>
+            <a:graphic>
+              <a:graphicData uri="http://schemas.openxmlformats.org/drawingml/2006/picture">
+                <pic:pic>
+                  <pic:nvPicPr>
+                    <pic:cNvPr id="0" name="spectrum.png"/>
+                    <pic:cNvPicPr/>
+                  </pic:nvPicPr>
+                  <pic:blipFill>
+                    <a:blip r:embed="rId10"/>
+                    <a:stretch>
+                      <a:fillRect/>
+                    </a:stretch>
+                  </pic:blipFill>
+                  <pic:spPr>
+                    <a:xfrm>
+                      <a:off x="0" y="0"/>
+                      <a:ext cx="5486400" cy="1536192"/>
+                    </a:xfrm>
+                    <a:prstGeom prst="rect"/>
+                  </pic:spPr>
+                </pic:pic>
+              </a:graphicData>
+            </a:graphic>
+          </wp:inline>
+        </w:drawing>
+      </w:r>
+    </w:p>
+    <w:p>
+      <w:pPr>
+        <w:jc w:val="center"/>
+      </w:pPr>
+      <w:r>
+        <w:t>图2：原始信号频谱图 (标注特征谐波)</w:t>
+      </w:r>
+    </w:p>
+    <w:p>
+      <w:r>
+        <w:drawing>
+          <wp:inline xmlns:a="http://schemas.openxmlformats.org/drawingml/2006/main" xmlns:pic="http://schemas.openxmlformats.org/drawingml/2006/picture">
+            <wp:extent cx="5486400" cy="1536192"/>
+            <wp:docPr id="3" name="Picture 3"/>
+            <wp:cNvGraphicFramePr>
+              <a:graphicFrameLocks noChangeAspect="1"/>
+            </wp:cNvGraphicFramePr>
+            <a:graphic>
+              <a:graphicData uri="http://schemas.openxmlformats.org/drawingml/2006/picture">
+                <pic:pic>
+                  <pic:nvPicPr>
+                    <pic:cNvPr id="0" name="envelope.png"/>
+                    <pic:cNvPicPr/>
+                  </pic:nvPicPr>
+                  <pic:blipFill>
+                    <a:blip r:embed="rId11"/>
+                    <a:stretch>
+                      <a:fillRect/>
+                    </a:stretch>
+                  </pic:blipFill>
+                  <pic:spPr>
+                    <a:xfrm>
+                      <a:off x="0" y="0"/>
+                      <a:ext cx="5486400" cy="1536192"/>
+                    </a:xfrm>
+                    <a:prstGeom prst="rect"/>
+                  </pic:spPr>
+                </pic:pic>
+              </a:graphicData>
+            </a:graphic>
+          </wp:inline>
+        </w:drawing>
+      </w:r>
+    </w:p>
+    <w:p>
+      <w:pPr>
+        <w:jc w:val="center"/>
+      </w:pPr>
+      <w:r>
+        <w:t>图3：包络解调谱 (识别特定频段缺陷)</w:t>
       </w:r>
     </w:p>
     <w:p>
@@ -754,7 +877,7 @@
     </w:p>
     <w:p>
       <w:r>
-        <w:t>暂无特定级别建议，请结合现场物理排查确认。</w:t>
+        <w:t>【良好】状态正常，按计划维保。</w:t>
       </w:r>
     </w:p>
     <w:p>
